--- a/Files/03 - Vayikra/03 - Shmini/5785/Shmini 5785.docx
+++ b/Files/03 - Vayikra/03 - Shmini/5785/Shmini 5785.docx
@@ -91,7 +91,7 @@
           <w:rFonts w:ascii="Times New Roman" w:hAnsi="Times New Roman" w:cs="Times New Roman"/>
           <w:rtl/>
         </w:rPr>
-        <w:t>״</w:t>
+        <w:t>"</w:t>
       </w:r>
       <w:r>
         <w:rPr>
@@ -273,7 +273,19 @@
         <w:rPr>
           <w:rFonts w:ascii="Times New Roman" w:hAnsi="Times New Roman" w:cs="Times New Roman"/>
         </w:rPr>
-        <w:t>10:4</w:t>
+        <w:t>1</w:t>
+      </w:r>
+      <w:r>
+        <w:rPr>
+          <w:rFonts w:ascii="Times New Roman" w:hAnsi="Times New Roman" w:cs="Times New Roman"/>
+        </w:rPr>
+        <w:t>1</w:t>
+      </w:r>
+      <w:r>
+        <w:rPr>
+          <w:rFonts w:ascii="Times New Roman" w:hAnsi="Times New Roman" w:cs="Times New Roman"/>
+        </w:rPr>
+        <w:t>:4</w:t>
       </w:r>
       <w:r>
         <w:rPr>
@@ -514,7 +526,7 @@
           <w:rFonts w:ascii="Times New Roman" w:hAnsi="Times New Roman" w:cs="Times New Roman"/>
           <w:rtl/>
         </w:rPr>
-        <w:t>״</w:t>
+        <w:t>"</w:t>
       </w:r>
       <w:r>
         <w:rPr>
@@ -853,7 +865,7 @@
           <w:rFonts w:ascii="Times New Roman" w:hAnsi="Times New Roman" w:cs="Times New Roman"/>
           <w:rtl/>
         </w:rPr>
-        <w:t>״</w:t>
+        <w:t>"</w:t>
       </w:r>
       <w:r>
         <w:rPr>
@@ -1282,7 +1294,13 @@
         <w:rPr>
           <w:rFonts w:ascii="Times New Roman" w:hAnsi="Times New Roman" w:cs="Times New Roman"/>
         </w:rPr>
-        <w:t xml:space="preserve">’s our kids, </w:t>
+        <w:t>’</w:t>
+      </w:r>
+      <w:r>
+        <w:rPr>
+          <w:rFonts w:ascii="Times New Roman" w:hAnsi="Times New Roman" w:cs="Times New Roman"/>
+        </w:rPr>
+        <w:t xml:space="preserve">s our kids, </w:t>
       </w:r>
       <w:r>
         <w:rPr>

--- a/Files/03 - Vayikra/03 - Shmini/5785/Shmini 5785.docx
+++ b/Files/03 - Vayikra/03 - Shmini/5785/Shmini 5785.docx
@@ -91,7 +91,7 @@
           <w:rFonts w:ascii="Times New Roman" w:hAnsi="Times New Roman" w:cs="Times New Roman"/>
           <w:rtl/>
         </w:rPr>
-        <w:t>"</w:t>
+        <w:t>״</w:t>
       </w:r>
       <w:r>
         <w:rPr>
@@ -526,7 +526,7 @@
           <w:rFonts w:ascii="Times New Roman" w:hAnsi="Times New Roman" w:cs="Times New Roman"/>
           <w:rtl/>
         </w:rPr>
-        <w:t>"</w:t>
+        <w:t>״</w:t>
       </w:r>
       <w:r>
         <w:rPr>
@@ -865,7 +865,7 @@
           <w:rFonts w:ascii="Times New Roman" w:hAnsi="Times New Roman" w:cs="Times New Roman"/>
           <w:rtl/>
         </w:rPr>
-        <w:t>"</w:t>
+        <w:t>״</w:t>
       </w:r>
       <w:r>
         <w:rPr>
